--- a/sorular/GK_GMY_Deneme9_100soru.docx
+++ b/sorular/GK_GMY_Deneme9_100soru.docx
@@ -2443,7 +2443,7 @@
         <w:t xml:space="preserve">C) </w:t>
       </w:r>
       <w:r>
-        <w:t xml:space="preserve">Deniz yoluyla sıvı hâlde getirilip gümrük gözetiminde gaza dönüştürülerek limanda boru hattına verilen LNG</w:t>
+        <w:t xml:space="preserve">Boru hatları veya elektrik telleriyle taşınan, depolama imkânı bulunmayan ve sürekli akış hâlinde olan eşya</w:t>
       </w:r>
     </w:p>
     <w:p>
@@ -4876,7 +4876,7 @@
         <w:t xml:space="preserve">45. </w:t>
       </w:r>
       <w:r>
-        <w:t xml:space="preserve">Gümrük Yönetmeliğine göre;</w:t>
+        <w:t xml:space="preserve">Gümrük Yönetmeliğine göre, ekonomik etkili gümrük rejimlerinde basitleştirilmiş usullerin kullanımına ilişkin;</w:t>
       </w:r>
     </w:p>
     <w:p>
@@ -19501,7 +19501,7 @@
         <w:t xml:space="preserve">C) </w:t>
       </w:r>
       <w:r>
-        <w:t xml:space="preserve">Deniz yoluyla sıvı hâlde getirilip gümrük gözetiminde gaza dönüştürülerek limanda boru hattına verilen LNG</w:t>
+        <w:t xml:space="preserve">Boru hatları veya elektrik telleriyle taşınan, depolama imkânı bulunmayan ve sürekli akış hâlinde olan eşya</w:t>
       </w:r>
     </w:p>
     <w:p>
@@ -19559,7 +19559,7 @@
         <w:t xml:space="preserve">📖 Açıklama: </w:t>
       </w:r>
       <w:r>
-        <w:t xml:space="preserve">Satış bedeli yöntemine göre kıymet tespiti yapılan hâllerde, beyan sahibinin talebi üzerine basitleştirilmiş usullerin uygulanabileceği eşya arasında deniz yoluyla sıvı hâlde getirilip gümrük gözetiminde gaza dönüştürülerek limanda boru hattına verilen LNG sayılmıştır. Satıştan sonra başka ülkede kullanılmış eşya ile ilişkili kişiler arasındaki satış farklı hükümlere tabidir; vadeli ödeme ve antrepodan çekilecek dökme eşya istisnai kıymetle beyan edilebilecek eşya arasında yer almaz. Bu nedenle doğru cevap C seçeneğidir. (MD GY 53/1; GK 31/2)</w:t>
+        <w:t xml:space="preserve">Satış bedeli yöntemine göre kıymet tespiti yapılan hâllerde, beyan sahibinin talebi üzerine basitleştirilmiş usullerin uygulanabileceği eşya arasında boru hatları veya elektrik telleri ile taşınan ve depolama imkânı olmayan sürekli akış hâlindeki eşya sayılmıştır. Satıştan sonra başka ülkede kullanılmış eşya ile ilişkili kişiler arasındaki satış farklı hükümlere tabidir; vadeli ödeme ve antrepodan çekilecek dökme eşya istisnai kıymetle beyan edilebilecek eşya arasında yer almaz. Bu nedenle doğru cevap C seçeneğidir. (MD GY 53/1; GK 31/2)</w:t>
       </w:r>
     </w:p>
     <w:p>
@@ -19575,7 +19575,7 @@
         <w:t xml:space="preserve">⚖️ Yasal Dayanak: </w:t>
       </w:r>
       <w:r>
-        <w:t xml:space="preserve">Gümrük Yönetmeliği m.53/1; 4458 sayılı Gümrük Kanunu m.31/2</w:t>
+        <w:t xml:space="preserve">Gümrük Yönetmeliği m.53/1-ç; 4458 sayılı Gümrük Kanunu m.31/2</w:t>
       </w:r>
     </w:p>
     <w:p>
@@ -19591,7 +19591,7 @@
         <w:t xml:space="preserve">🔍 Şık Uzunluk Kontrolü: </w:t>
       </w:r>
       <w:r>
-        <w:t xml:space="preserve">A:100 B:102 C:106 D:85 E:84 karakter → Denge: UYGUN (ters tuzak: doğru şık bilinçli olarak en uzun; 2. ve 3. en uzun şık ≥ %90)</w:t>
+        <w:t xml:space="preserve">A:100 B:102 C:107 D:85 E:84 karakter → Denge: UYGUN (ters tuzak: doğru şık bilinçli olarak en uzun; 2. ve 3. en uzun şık ≥ %90)</w:t>
       </w:r>
     </w:p>
     <w:p>
@@ -24070,7 +24070,7 @@
         <w:spacing w:after="80" w:before="40"/>
       </w:pPr>
       <w:r>
-        <w:t xml:space="preserve">Gümrük Yönetmeliğine göre;</w:t>
+        <w:t xml:space="preserve">Gümrük Yönetmeliğine göre, ekonomik etkili gümrük rejimlerinde basitleştirilmiş usullerin kullanımına ilişkin;</w:t>
       </w:r>
     </w:p>
     <w:p>
@@ -39608,7 +39608,20 @@
         <w:spacing w:after="60"/>
       </w:pPr>
       <w:r>
-        <w:t xml:space="preserve">Kalite süreci: 19 yazar (15 gümrük konu kümesi + 4 genel kültür dersi) → otomatik denetim (kanıt alıntısı kaynakta birebir, uzunluk dengesi, tip/kök kuralları) → 10 bağımsız çekişmeli doğrulayıcı → 2 tekrar denetçisi (Deneme 6–10 kendi arasında ve önceki 515 soruyla, aynı madde/fıkra taraması) → düzeltilen 140 sorunun son bağımsız doğrulaması. Düzeltmelerin tam listesi araclar/gmy-deneme6-10/DUZELTME_LISTESI.md, raporlar araclar/gmy-deneme6-10/dogrulama/ içindedir.</w:t>
+        <w:t xml:space="preserve">Kalite süreci: 19 yazar (15 gümrük konu kümesi + 4 genel kültür dersi) → otomatik denetim (kanıt alıntısı kaynakta birebir, uzunluk dengesi, tip/kök kuralları) → 10 bağımsız çekişmeli doğrulayıcı → 2 tekrar denetçisi (Deneme 6–10 kendi arasında ve önceki 515 soruyla, aynı madde/fıkra taraması) → doğrulama sonrası değişen 140 sorunun 3 bağımsız son doğrulayıcıyla yeniden kontrolü (bulunan sorunlar giderildi). 500 sorunun hiçbirinde doğrulama sonunda yanlış cevap anahtarı kalmadı. Düzeltmelerin tam listesi araclar/gmy-deneme6-10/DUZELTME_LISTESI.md, raporlar araclar/gmy-deneme6-10/dogrulama/ içindedir.</w:t>
+      </w:r>
+    </w:p>
+    <w:p>
+      <w:pPr>
+        <w:pStyle w:val="ListParagraph"/>
+        <w:numPr>
+          <w:ilvl w:val="0"/>
+          <w:numId w:val="2"/>
+        </w:numPr>
+        <w:spacing w:after="60"/>
+      </w:pPr>
+      <w:r>
+        <w:t xml:space="preserve">Plan kısıtından gerekçeli sapmalar: 45. soru — kök bandı aşıldı: son doğrulamada kök kuralı gereği mevzuat adı/hükmün konusu/"aşağıdakilerden" eklendi.</w:t>
       </w:r>
     </w:p>
     <w:p>
@@ -39898,7 +39911,7 @@
           <w:sz w:val="14"/>
           <w:szCs w:val="14"/>
         </w:rPr>
-        <w:t xml:space="preserve">GMY9-021 | Gümrük Kıymeti | Gümrük Yönetmeliği m.53/1; 4458 sayılı Gümrük Kanunu m.31/2 | İstisnai kıymetle (basitleştirilmiş usul) beyan edilebilenler: konsinye çabuk bozulabilir, sonradan belli olan unsurlar, fiyat revizyonu, boru hattı-elektrik, LNG. | T4 | OÜ | C | GMY-S9</w:t>
+        <w:t xml:space="preserve">GMY9-021 | Gümrük Kıymeti | Gümrük Yönetmeliği m.53/1-ç; 4458 sayılı Gümrük Kanunu m.31/2 | Satış bedeli yöntemi uygulanan hâllerde boru hattı veya elektrik teliyle taşınan, depolanamayan sürekli akıştaki eşyanın kıymeti talep üzerine basitleştirilmiş usulle belirlenir. | T4 | OÜ | C | GMY-S9</w:t>
       </w:r>
     </w:p>
     <w:p>
